--- a/informes-growth/saab-2026-10-14/Saab - growth - 2026-10-14.docx
+++ b/informes-growth/saab-2026-10-14/Saab - growth - 2026-10-14.docx
@@ -4365,7 +4365,7 @@
         <w:t xml:space="preserve">Bolsillo growth lleno (~20 %)</w:t>
       </w:r>
       <w:r>
-        <w:t xml:space="preserve">: Nu (+19 %), Axon (+36 %), Shopify (+18 %), Snowflake (+13 %) y Samsara (+15 %), a precio actual con v11. La liquidez es de ≈27 EUR, así que solo cabe sustituir. Alphabet se vende mañana y no cuenta.</w:t>
+        <w:t xml:space="preserve">: Nu (+19 %), Axon (+36 %), Shopify (+18 %), Snowflake (+13 %) y Samsara (+15 %), a precio actual con v11. La liquidez libre es casi nula, así que solo cabe sustituir. Alphabet se vende mañana y no cuenta.</w:t>
       </w:r>
     </w:p>
     <w:p>
@@ -4499,7 +4499,7 @@
           <w:bCs/>
           <w:b/>
         </w:rPr>
-        <w:t xml:space="preserve">3,5 % (~1.040 EUR)</w:t>
+        <w:t xml:space="preserve">3,5 %</w:t>
       </w:r>
       <w:r>
         <w:t xml:space="preserve">, en dos tramos (mitad ya, mitad tras los resultados de febrero o con una caída del 10 %), pagado con la salida de la growth más débil.</w:t>
